--- a/_build/docx/04_Шаблоны_управления_отделом/5_Памятка_типовых_замечаний_нормоконтроля.docx
+++ b/_build/docx/04_Шаблоны_управления_отделом/5_Памятка_типовых_замечаний_нормоконтроля.docx
@@ -104,13 +104,13 @@
         <w:tblLook w:firstColumn="1" w:firstRow="1" w:lastColumn="0" w:lastRow="0" w:noHBand="0" w:noVBand="1" w:val="04A0"/>
       </w:tblPr>
       <w:tblGrid>
-        <w:gridCol w:w="1425"/>
-        <w:gridCol w:w="1425"/>
-        <w:gridCol w:w="1425"/>
-        <w:gridCol w:w="1425"/>
-        <w:gridCol w:w="1425"/>
-        <w:gridCol w:w="1425"/>
-        <w:gridCol w:w="1425"/>
+        <w:gridCol w:w="1377"/>
+        <w:gridCol w:w="1377"/>
+        <w:gridCol w:w="1377"/>
+        <w:gridCol w:w="1377"/>
+        <w:gridCol w:w="1377"/>
+        <w:gridCol w:w="1377"/>
+        <w:gridCol w:w="1377"/>
       </w:tblGrid>
       <w:tr>
         <w:trPr>
@@ -118,7 +118,7 @@
         </w:trPr>
         <w:tc>
           <w:tcPr>
-            <w:tcW w:type="dxa" w:w="1425"/>
+            <w:tcW w:type="dxa" w:w="1377"/>
           </w:tcPr>
           <w:p>
             <w:r>
@@ -133,7 +133,7 @@
         </w:tc>
         <w:tc>
           <w:tcPr>
-            <w:tcW w:type="dxa" w:w="1425"/>
+            <w:tcW w:type="dxa" w:w="1377"/>
           </w:tcPr>
           <w:p>
             <w:r>
@@ -148,7 +148,7 @@
         </w:tc>
         <w:tc>
           <w:tcPr>
-            <w:tcW w:type="dxa" w:w="1425"/>
+            <w:tcW w:type="dxa" w:w="1377"/>
           </w:tcPr>
           <w:p>
             <w:r>
@@ -163,7 +163,7 @@
         </w:tc>
         <w:tc>
           <w:tcPr>
-            <w:tcW w:type="dxa" w:w="1425"/>
+            <w:tcW w:type="dxa" w:w="1377"/>
           </w:tcPr>
           <w:p>
             <w:r>
@@ -178,7 +178,7 @@
         </w:tc>
         <w:tc>
           <w:tcPr>
-            <w:tcW w:type="dxa" w:w="1425"/>
+            <w:tcW w:type="dxa" w:w="1377"/>
           </w:tcPr>
           <w:p>
             <w:r>
@@ -193,7 +193,7 @@
         </w:tc>
         <w:tc>
           <w:tcPr>
-            <w:tcW w:type="dxa" w:w="1425"/>
+            <w:tcW w:type="dxa" w:w="1377"/>
           </w:tcPr>
           <w:p>
             <w:r>
@@ -208,7 +208,7 @@
         </w:tc>
         <w:tc>
           <w:tcPr>
-            <w:tcW w:type="dxa" w:w="1425"/>
+            <w:tcW w:type="dxa" w:w="1377"/>
           </w:tcPr>
           <w:p>
             <w:r>
@@ -225,7 +225,7 @@
       <w:tr>
         <w:tc>
           <w:tcPr>
-            <w:tcW w:type="dxa" w:w="1425"/>
+            <w:tcW w:type="dxa" w:w="1377"/>
           </w:tcPr>
           <w:p>
             <w:r>
@@ -239,7 +239,7 @@
         </w:tc>
         <w:tc>
           <w:tcPr>
-            <w:tcW w:type="dxa" w:w="1425"/>
+            <w:tcW w:type="dxa" w:w="1377"/>
           </w:tcPr>
           <w:p>
             <w:r>
@@ -253,7 +253,7 @@
         </w:tc>
         <w:tc>
           <w:tcPr>
-            <w:tcW w:type="dxa" w:w="1425"/>
+            <w:tcW w:type="dxa" w:w="1377"/>
           </w:tcPr>
           <w:p>
             <w:r>
@@ -267,7 +267,7 @@
         </w:tc>
         <w:tc>
           <w:tcPr>
-            <w:tcW w:type="dxa" w:w="1425"/>
+            <w:tcW w:type="dxa" w:w="1377"/>
           </w:tcPr>
           <w:p>
             <w:r>
@@ -281,7 +281,7 @@
         </w:tc>
         <w:tc>
           <w:tcPr>
-            <w:tcW w:type="dxa" w:w="1425"/>
+            <w:tcW w:type="dxa" w:w="1377"/>
           </w:tcPr>
           <w:p>
             <w:r>
@@ -295,13 +295,13 @@
         </w:tc>
         <w:tc>
           <w:tcPr>
-            <w:tcW w:type="dxa" w:w="1425"/>
+            <w:tcW w:type="dxa" w:w="1377"/>
           </w:tcPr>
           <w:p/>
         </w:tc>
         <w:tc>
           <w:tcPr>
-            <w:tcW w:type="dxa" w:w="1425"/>
+            <w:tcW w:type="dxa" w:w="1377"/>
           </w:tcPr>
           <w:p>
             <w:r>
@@ -317,7 +317,7 @@
       <w:tr>
         <w:tc>
           <w:tcPr>
-            <w:tcW w:type="dxa" w:w="1425"/>
+            <w:tcW w:type="dxa" w:w="1377"/>
           </w:tcPr>
           <w:p>
             <w:r>
@@ -331,7 +331,7 @@
         </w:tc>
         <w:tc>
           <w:tcPr>
-            <w:tcW w:type="dxa" w:w="1425"/>
+            <w:tcW w:type="dxa" w:w="1377"/>
           </w:tcPr>
           <w:p>
             <w:r>
@@ -345,7 +345,7 @@
         </w:tc>
         <w:tc>
           <w:tcPr>
-            <w:tcW w:type="dxa" w:w="1425"/>
+            <w:tcW w:type="dxa" w:w="1377"/>
           </w:tcPr>
           <w:p>
             <w:r>
@@ -359,7 +359,7 @@
         </w:tc>
         <w:tc>
           <w:tcPr>
-            <w:tcW w:type="dxa" w:w="1425"/>
+            <w:tcW w:type="dxa" w:w="1377"/>
           </w:tcPr>
           <w:p>
             <w:r>
@@ -373,7 +373,7 @@
         </w:tc>
         <w:tc>
           <w:tcPr>
-            <w:tcW w:type="dxa" w:w="1425"/>
+            <w:tcW w:type="dxa" w:w="1377"/>
           </w:tcPr>
           <w:p>
             <w:r>
@@ -387,13 +387,13 @@
         </w:tc>
         <w:tc>
           <w:tcPr>
-            <w:tcW w:type="dxa" w:w="1425"/>
+            <w:tcW w:type="dxa" w:w="1377"/>
           </w:tcPr>
           <w:p/>
         </w:tc>
         <w:tc>
           <w:tcPr>
-            <w:tcW w:type="dxa" w:w="1425"/>
+            <w:tcW w:type="dxa" w:w="1377"/>
           </w:tcPr>
           <w:p>
             <w:r>
@@ -409,7 +409,7 @@
       <w:tr>
         <w:tc>
           <w:tcPr>
-            <w:tcW w:type="dxa" w:w="1425"/>
+            <w:tcW w:type="dxa" w:w="1377"/>
           </w:tcPr>
           <w:p>
             <w:r>
@@ -423,7 +423,7 @@
         </w:tc>
         <w:tc>
           <w:tcPr>
-            <w:tcW w:type="dxa" w:w="1425"/>
+            <w:tcW w:type="dxa" w:w="1377"/>
           </w:tcPr>
           <w:p>
             <w:r>
@@ -437,7 +437,7 @@
         </w:tc>
         <w:tc>
           <w:tcPr>
-            <w:tcW w:type="dxa" w:w="1425"/>
+            <w:tcW w:type="dxa" w:w="1377"/>
           </w:tcPr>
           <w:p>
             <w:r>
@@ -451,7 +451,7 @@
         </w:tc>
         <w:tc>
           <w:tcPr>
-            <w:tcW w:type="dxa" w:w="1425"/>
+            <w:tcW w:type="dxa" w:w="1377"/>
           </w:tcPr>
           <w:p>
             <w:r>
@@ -465,7 +465,7 @@
         </w:tc>
         <w:tc>
           <w:tcPr>
-            <w:tcW w:type="dxa" w:w="1425"/>
+            <w:tcW w:type="dxa" w:w="1377"/>
           </w:tcPr>
           <w:p>
             <w:r>
@@ -479,13 +479,13 @@
         </w:tc>
         <w:tc>
           <w:tcPr>
-            <w:tcW w:type="dxa" w:w="1425"/>
+            <w:tcW w:type="dxa" w:w="1377"/>
           </w:tcPr>
           <w:p/>
         </w:tc>
         <w:tc>
           <w:tcPr>
-            <w:tcW w:type="dxa" w:w="1425"/>
+            <w:tcW w:type="dxa" w:w="1377"/>
           </w:tcPr>
           <w:p>
             <w:r>
@@ -501,7 +501,7 @@
       <w:tr>
         <w:tc>
           <w:tcPr>
-            <w:tcW w:type="dxa" w:w="1425"/>
+            <w:tcW w:type="dxa" w:w="1377"/>
           </w:tcPr>
           <w:p>
             <w:r>
@@ -515,37 +515,37 @@
         </w:tc>
         <w:tc>
           <w:tcPr>
-            <w:tcW w:type="dxa" w:w="1425"/>
+            <w:tcW w:type="dxa" w:w="1377"/>
           </w:tcPr>
           <w:p/>
         </w:tc>
         <w:tc>
           <w:tcPr>
-            <w:tcW w:type="dxa" w:w="1425"/>
+            <w:tcW w:type="dxa" w:w="1377"/>
           </w:tcPr>
           <w:p/>
         </w:tc>
         <w:tc>
           <w:tcPr>
-            <w:tcW w:type="dxa" w:w="1425"/>
+            <w:tcW w:type="dxa" w:w="1377"/>
           </w:tcPr>
           <w:p/>
         </w:tc>
         <w:tc>
           <w:tcPr>
-            <w:tcW w:type="dxa" w:w="1425"/>
+            <w:tcW w:type="dxa" w:w="1377"/>
           </w:tcPr>
           <w:p/>
         </w:tc>
         <w:tc>
           <w:tcPr>
-            <w:tcW w:type="dxa" w:w="1425"/>
+            <w:tcW w:type="dxa" w:w="1377"/>
           </w:tcPr>
           <w:p/>
         </w:tc>
         <w:tc>
           <w:tcPr>
-            <w:tcW w:type="dxa" w:w="1425"/>
+            <w:tcW w:type="dxa" w:w="1377"/>
           </w:tcPr>
           <w:p/>
         </w:tc>
@@ -553,7 +553,7 @@
       <w:tr>
         <w:tc>
           <w:tcPr>
-            <w:tcW w:type="dxa" w:w="1425"/>
+            <w:tcW w:type="dxa" w:w="1377"/>
           </w:tcPr>
           <w:p>
             <w:r>
@@ -567,37 +567,37 @@
         </w:tc>
         <w:tc>
           <w:tcPr>
-            <w:tcW w:type="dxa" w:w="1425"/>
+            <w:tcW w:type="dxa" w:w="1377"/>
           </w:tcPr>
           <w:p/>
         </w:tc>
         <w:tc>
           <w:tcPr>
-            <w:tcW w:type="dxa" w:w="1425"/>
+            <w:tcW w:type="dxa" w:w="1377"/>
           </w:tcPr>
           <w:p/>
         </w:tc>
         <w:tc>
           <w:tcPr>
-            <w:tcW w:type="dxa" w:w="1425"/>
+            <w:tcW w:type="dxa" w:w="1377"/>
           </w:tcPr>
           <w:p/>
         </w:tc>
         <w:tc>
           <w:tcPr>
-            <w:tcW w:type="dxa" w:w="1425"/>
+            <w:tcW w:type="dxa" w:w="1377"/>
           </w:tcPr>
           <w:p/>
         </w:tc>
         <w:tc>
           <w:tcPr>
-            <w:tcW w:type="dxa" w:w="1425"/>
+            <w:tcW w:type="dxa" w:w="1377"/>
           </w:tcPr>
           <w:p/>
         </w:tc>
         <w:tc>
           <w:tcPr>
-            <w:tcW w:type="dxa" w:w="1425"/>
+            <w:tcW w:type="dxa" w:w="1377"/>
           </w:tcPr>
           <w:p/>
         </w:tc>
@@ -605,7 +605,7 @@
       <w:tr>
         <w:tc>
           <w:tcPr>
-            <w:tcW w:type="dxa" w:w="1425"/>
+            <w:tcW w:type="dxa" w:w="1377"/>
           </w:tcPr>
           <w:p>
             <w:r>
@@ -619,37 +619,37 @@
         </w:tc>
         <w:tc>
           <w:tcPr>
-            <w:tcW w:type="dxa" w:w="1425"/>
+            <w:tcW w:type="dxa" w:w="1377"/>
           </w:tcPr>
           <w:p/>
         </w:tc>
         <w:tc>
           <w:tcPr>
-            <w:tcW w:type="dxa" w:w="1425"/>
+            <w:tcW w:type="dxa" w:w="1377"/>
           </w:tcPr>
           <w:p/>
         </w:tc>
         <w:tc>
           <w:tcPr>
-            <w:tcW w:type="dxa" w:w="1425"/>
+            <w:tcW w:type="dxa" w:w="1377"/>
           </w:tcPr>
           <w:p/>
         </w:tc>
         <w:tc>
           <w:tcPr>
-            <w:tcW w:type="dxa" w:w="1425"/>
+            <w:tcW w:type="dxa" w:w="1377"/>
           </w:tcPr>
           <w:p/>
         </w:tc>
         <w:tc>
           <w:tcPr>
-            <w:tcW w:type="dxa" w:w="1425"/>
+            <w:tcW w:type="dxa" w:w="1377"/>
           </w:tcPr>
           <w:p/>
         </w:tc>
         <w:tc>
           <w:tcPr>
-            <w:tcW w:type="dxa" w:w="1425"/>
+            <w:tcW w:type="dxa" w:w="1377"/>
           </w:tcPr>
           <w:p/>
         </w:tc>
@@ -657,7 +657,7 @@
       <w:tr>
         <w:tc>
           <w:tcPr>
-            <w:tcW w:type="dxa" w:w="1425"/>
+            <w:tcW w:type="dxa" w:w="1377"/>
           </w:tcPr>
           <w:p>
             <w:r>
@@ -671,37 +671,37 @@
         </w:tc>
         <w:tc>
           <w:tcPr>
-            <w:tcW w:type="dxa" w:w="1425"/>
+            <w:tcW w:type="dxa" w:w="1377"/>
           </w:tcPr>
           <w:p/>
         </w:tc>
         <w:tc>
           <w:tcPr>
-            <w:tcW w:type="dxa" w:w="1425"/>
+            <w:tcW w:type="dxa" w:w="1377"/>
           </w:tcPr>
           <w:p/>
         </w:tc>
         <w:tc>
           <w:tcPr>
-            <w:tcW w:type="dxa" w:w="1425"/>
+            <w:tcW w:type="dxa" w:w="1377"/>
           </w:tcPr>
           <w:p/>
         </w:tc>
         <w:tc>
           <w:tcPr>
-            <w:tcW w:type="dxa" w:w="1425"/>
+            <w:tcW w:type="dxa" w:w="1377"/>
           </w:tcPr>
           <w:p/>
         </w:tc>
         <w:tc>
           <w:tcPr>
-            <w:tcW w:type="dxa" w:w="1425"/>
+            <w:tcW w:type="dxa" w:w="1377"/>
           </w:tcPr>
           <w:p/>
         </w:tc>
         <w:tc>
           <w:tcPr>
-            <w:tcW w:type="dxa" w:w="1425"/>
+            <w:tcW w:type="dxa" w:w="1377"/>
           </w:tcPr>
           <w:p/>
         </w:tc>
@@ -709,7 +709,7 @@
       <w:tr>
         <w:tc>
           <w:tcPr>
-            <w:tcW w:type="dxa" w:w="1425"/>
+            <w:tcW w:type="dxa" w:w="1377"/>
           </w:tcPr>
           <w:p>
             <w:r>
@@ -723,37 +723,37 @@
         </w:tc>
         <w:tc>
           <w:tcPr>
-            <w:tcW w:type="dxa" w:w="1425"/>
+            <w:tcW w:type="dxa" w:w="1377"/>
           </w:tcPr>
           <w:p/>
         </w:tc>
         <w:tc>
           <w:tcPr>
-            <w:tcW w:type="dxa" w:w="1425"/>
+            <w:tcW w:type="dxa" w:w="1377"/>
           </w:tcPr>
           <w:p/>
         </w:tc>
         <w:tc>
           <w:tcPr>
-            <w:tcW w:type="dxa" w:w="1425"/>
+            <w:tcW w:type="dxa" w:w="1377"/>
           </w:tcPr>
           <w:p/>
         </w:tc>
         <w:tc>
           <w:tcPr>
-            <w:tcW w:type="dxa" w:w="1425"/>
+            <w:tcW w:type="dxa" w:w="1377"/>
           </w:tcPr>
           <w:p/>
         </w:tc>
         <w:tc>
           <w:tcPr>
-            <w:tcW w:type="dxa" w:w="1425"/>
+            <w:tcW w:type="dxa" w:w="1377"/>
           </w:tcPr>
           <w:p/>
         </w:tc>
         <w:tc>
           <w:tcPr>
-            <w:tcW w:type="dxa" w:w="1425"/>
+            <w:tcW w:type="dxa" w:w="1377"/>
           </w:tcPr>
           <w:p/>
         </w:tc>
@@ -788,7 +788,7 @@
       </w:r>
     </w:p>
     <w:sectPr>
-      <w:pgSz w:w="12240" w:h="15840"/>
+      <w:pgSz w:w="11906" w:h="16838"/>
       <w:pgMar w:top="1134" w:right="850" w:bottom="1134" w:left="1417" w:header="720" w:footer="720" w:gutter="0"/>
       <w:cols w:space="720"/>
       <w:docGrid w:linePitch="360"/>
